--- a/视频/对照文本/07-文本.docx
+++ b/视频/对照文本/07-文本.docx
@@ -1092,6 +1092,15 @@
               </w:rPr>
               <w:t>挤</w:t>
             </w:r>
+            <w:r>
+              <w:rPr>
+                <w:rFonts w:ascii="Calibri" w:hAnsi="Calibri" w:eastAsia="微软雅黑"/>
+                <w:b/>
+                <w:color w:val="FCA5A5"/>
+                <w:sz w:val="21"/>
+              </w:rPr>
+              <w:t>（压缩/挤压）</w:t>
+            </w:r>
           </w:p>
         </w:tc>
         <w:tc>
@@ -1564,11 +1573,11 @@
             <w:r>
               <w:rPr>
                 <w:rFonts w:ascii="Calibri" w:hAnsi="Calibri" w:eastAsia="微软雅黑"/>
-                <w:b w:val="0"/>
-                <w:color w:val="AAC4B6"/>
+                <w:b/>
+                <w:color w:val="F472B6"/>
                 <w:sz w:val="21"/>
               </w:rPr>
-              <w:t xml:space="preserve"> </w:t>
+              <w:t>（使重现）</w:t>
             </w:r>
             <w:r>
               <w:rPr>
@@ -1740,7 +1749,7 @@
                 <w:color w:val="5EEAD4"/>
                 <w:sz w:val="21"/>
               </w:rPr>
-              <w:t>生活</w:t>
+              <w:t>居住</w:t>
             </w:r>
             <w:r>
               <w:rPr>
@@ -1886,7 +1895,7 @@
                 <w:color w:val="F0F7F2"/>
                 <w:sz w:val="26"/>
               </w:rPr>
-              <w:t xml:space="preserve"> it from a crayfish </w:t>
+              <w:t xml:space="preserve"> it from a </w:t>
             </w:r>
             <w:r>
               <w:rPr>
@@ -1895,7 +1904,7 @@
                 <w:color w:val="38BDF8"/>
                 <w:sz w:val="26"/>
               </w:rPr>
-              <w:t>pot</w:t>
+              <w:t>crayfish pot</w:t>
             </w:r>
             <w:r>
               <w:rPr>
@@ -1966,7 +1975,7 @@
                 <w:color w:val="AAC4B6"/>
                 <w:sz w:val="21"/>
               </w:rPr>
-              <w:t>从内皮尔附近海域的一个捕龙虾</w:t>
+              <w:t>从内皮尔附近海域的一个</w:t>
             </w:r>
             <w:r>
               <w:rPr>
@@ -1984,16 +1993,16 @@
                 <w:color w:val="38BDF8"/>
                 <w:sz w:val="21"/>
               </w:rPr>
-              <w:t>笼子</w:t>
-            </w:r>
-            <w:r>
-              <w:rPr>
-                <w:rFonts w:ascii="Calibri" w:hAnsi="Calibri" w:eastAsia="微软雅黑"/>
-                <w:b w:val="0"/>
-                <w:color w:val="AAC4B6"/>
+              <w:t>捕龙虾的笼子</w:t>
+            </w:r>
+            <w:r>
+              <w:rPr>
+                <w:rFonts w:ascii="Calibri" w:hAnsi="Calibri" w:eastAsia="微软雅黑"/>
+                <w:b/>
+                <w:color w:val="38BDF8"/>
                 <w:sz w:val="21"/>
               </w:rPr>
-              <w:t xml:space="preserve"> </w:t>
+              <w:t>（专门捕虾的笼子）</w:t>
             </w:r>
             <w:r>
               <w:rPr>
@@ -2623,6 +2632,15 @@
               </w:rPr>
               <w:t>灵巧的身手</w:t>
             </w:r>
+            <w:r>
+              <w:rPr>
+                <w:rFonts w:ascii="Calibri" w:hAnsi="Calibri" w:eastAsia="微软雅黑"/>
+                <w:b/>
+                <w:color w:val="FB923C"/>
+                <w:sz w:val="21"/>
+              </w:rPr>
+              <w:t>（动作敏捷）</w:t>
+            </w:r>
           </w:p>
         </w:tc>
         <w:tc>
@@ -4004,7 +4022,7 @@
                 <w:color w:val="FBBF24"/>
                 <w:sz w:val="21"/>
               </w:rPr>
-              <w:t>头脑</w:t>
+              <w:t>机智/智慧</w:t>
             </w:r>
           </w:p>
         </w:tc>
@@ -4078,7 +4096,7 @@
                 <w:color w:val="38BDF8"/>
                 <w:sz w:val="21"/>
               </w:rPr>
-              <w:t>灵活多变</w:t>
+              <w:t>用途广泛</w:t>
             </w:r>
             <w:r>
               <w:rPr>
@@ -4365,7 +4383,7 @@
                 <w:color w:val="F0F7F2"/>
                 <w:sz w:val="26"/>
               </w:rPr>
-              <w:t xml:space="preserve">needing 15 minutes at the </w:t>
+              <w:t xml:space="preserve">needing 15 minutes </w:t>
             </w:r>
             <w:r>
               <w:rPr>
@@ -4374,7 +4392,7 @@
                 <w:color w:val="C4B5FD"/>
                 <w:sz w:val="26"/>
               </w:rPr>
-              <w:t>outset</w:t>
+              <w:t>at the outset</w:t>
             </w:r>
             <w:r>
               <w:rPr>
@@ -4425,7 +4443,7 @@
                 <w:color w:val="C4B5FD"/>
                 <w:sz w:val="21"/>
               </w:rPr>
-              <w:t>起初</w:t>
+              <w:t>起初/最开始的时候</w:t>
             </w:r>
             <w:r>
               <w:rPr>
@@ -5038,7 +5056,7 @@
                 <w:color w:val="FBBF24"/>
                 <w:sz w:val="21"/>
               </w:rPr>
-              <w:t>体色</w:t>
+              <w:t>颜色</w:t>
             </w:r>
             <w:r>
               <w:rPr>
@@ -5416,10 +5434,10 @@
               <w:rPr>
                 <w:rFonts w:ascii="Calibri" w:hAnsi="Calibri" w:eastAsia="微软雅黑"/>
                 <w:b/>
-                <w:color w:val="FB923C"/>
+                <w:color w:val="BEF264"/>
                 <w:sz w:val="21"/>
               </w:rPr>
-              <w:t>有意识</w:t>
+              <w:t>神经</w:t>
             </w:r>
             <w:r>
               <w:rPr>
@@ -5434,10 +5452,10 @@
               <w:rPr>
                 <w:rFonts w:ascii="Calibri" w:hAnsi="Calibri" w:eastAsia="微软雅黑"/>
                 <w:b/>
-                <w:color w:val="5EEAD4"/>
+                <w:color w:val="C4B5FD"/>
                 <w:sz w:val="21"/>
               </w:rPr>
-              <w:t>觉知</w:t>
+              <w:t>基质</w:t>
             </w:r>
             <w:r>
               <w:rPr>
@@ -5455,7 +5473,7 @@
                 <w:color w:val="AAC4B6"/>
                 <w:sz w:val="21"/>
               </w:rPr>
-              <w:t>所需</w:t>
+              <w:t>的动物之列，这种神经基质专门用来</w:t>
             </w:r>
             <w:r>
               <w:rPr>
@@ -5470,10 +5488,10 @@
               <w:rPr>
                 <w:rFonts w:ascii="Calibri" w:hAnsi="Calibri" w:eastAsia="微软雅黑"/>
                 <w:b/>
-                <w:color w:val="BEF264"/>
+                <w:color w:val="FB923C"/>
                 <w:sz w:val="21"/>
               </w:rPr>
-              <w:t>神经</w:t>
+              <w:t>有意识的</w:t>
             </w:r>
             <w:r>
               <w:rPr>
@@ -5488,10 +5506,10 @@
               <w:rPr>
                 <w:rFonts w:ascii="Calibri" w:hAnsi="Calibri" w:eastAsia="微软雅黑"/>
                 <w:b/>
-                <w:color w:val="C4B5FD"/>
+                <w:color w:val="5EEAD4"/>
                 <w:sz w:val="21"/>
               </w:rPr>
-              <w:t>基础</w:t>
+              <w:t>认识</w:t>
             </w:r>
             <w:r>
               <w:rPr>
@@ -5500,16 +5518,7 @@
                 <w:color w:val="AAC4B6"/>
                 <w:sz w:val="21"/>
               </w:rPr>
-              <w:t xml:space="preserve"> </w:t>
-            </w:r>
-            <w:r>
-              <w:rPr>
-                <w:rFonts w:ascii="Calibri" w:hAnsi="Calibri" w:eastAsia="微软雅黑"/>
-                <w:b w:val="0"/>
-                <w:color w:val="AAC4B6"/>
-                <w:sz w:val="21"/>
-              </w:rPr>
-              <w:t>的动物之列。</w:t>
+              <w:t>。</w:t>
             </w:r>
           </w:p>
         </w:tc>
@@ -5945,7 +5954,7 @@
                 <w:color w:val="FBBF24"/>
                 <w:sz w:val="21"/>
               </w:rPr>
-              <w:t>纳入了</w:t>
+              <w:t>纳入了/包括</w:t>
             </w:r>
             <w:r>
               <w:rPr>

--- a/视频/对照文本/07-文本.docx
+++ b/视频/对照文本/07-文本.docx
@@ -1998,56 +1998,68 @@
             <w:r>
               <w:rPr>
                 <w:rFonts w:ascii="Calibri" w:hAnsi="Calibri" w:eastAsia="微软雅黑"/>
+                <w:b w:val="0"/>
+                <w:color w:val="AAC4B6"/>
+                <w:sz w:val="21"/>
+              </w:rPr>
+              <w:t xml:space="preserve"> </w:t>
+            </w:r>
+            <w:r>
+              <w:rPr>
+                <w:rFonts w:ascii="Calibri" w:hAnsi="Calibri" w:eastAsia="微软雅黑"/>
+                <w:b w:val="0"/>
+                <w:color w:val="AAC4B6"/>
+                <w:sz w:val="21"/>
+              </w:rPr>
+              <w:t>里</w:t>
+            </w:r>
+            <w:r>
+              <w:rPr>
+                <w:rFonts w:ascii="Calibri" w:hAnsi="Calibri" w:eastAsia="微软雅黑"/>
+                <w:b w:val="0"/>
+                <w:color w:val="AAC4B6"/>
+                <w:sz w:val="21"/>
+              </w:rPr>
+              <w:t xml:space="preserve"> </w:t>
+            </w:r>
+            <w:r>
+              <w:rPr>
+                <w:rFonts w:ascii="Calibri" w:hAnsi="Calibri" w:eastAsia="微软雅黑"/>
+                <w:b/>
+                <w:color w:val="FBBF24"/>
+                <w:sz w:val="21"/>
+              </w:rPr>
+              <w:t>取出了</w:t>
+            </w:r>
+            <w:r>
+              <w:rPr>
+                <w:rFonts w:ascii="Calibri" w:hAnsi="Calibri" w:eastAsia="微软雅黑"/>
+                <w:b w:val="0"/>
+                <w:color w:val="AAC4B6"/>
+                <w:sz w:val="21"/>
+              </w:rPr>
+              <w:t xml:space="preserve"> </w:t>
+            </w:r>
+            <w:r>
+              <w:rPr>
+                <w:rFonts w:ascii="Calibri" w:hAnsi="Calibri" w:eastAsia="微软雅黑"/>
+                <w:b w:val="0"/>
+                <w:color w:val="AAC4B6"/>
+                <w:sz w:val="21"/>
+              </w:rPr>
+              <w:t>它。</w:t>
+            </w:r>
+            <w:r>
+              <w:br/>
+            </w:r>
+            <w:r>
+              <w:rPr>
+                <w:rFonts w:ascii="Calibri" w:hAnsi="Calibri" w:eastAsia="微软雅黑"/>
                 <w:b/>
                 <w:color w:val="38BDF8"/>
                 <w:sz w:val="21"/>
               </w:rPr>
               <w:t>（专门捕虾的笼子）</w:t>
-            </w:r>
-            <w:r>
-              <w:rPr>
-                <w:rFonts w:ascii="Calibri" w:hAnsi="Calibri" w:eastAsia="微软雅黑"/>
-                <w:b w:val="0"/>
-                <w:color w:val="AAC4B6"/>
-                <w:sz w:val="21"/>
-              </w:rPr>
-              <w:t>里</w:t>
-            </w:r>
-            <w:r>
-              <w:rPr>
-                <w:rFonts w:ascii="Calibri" w:hAnsi="Calibri" w:eastAsia="微软雅黑"/>
-                <w:b w:val="0"/>
-                <w:color w:val="AAC4B6"/>
-                <w:sz w:val="21"/>
-              </w:rPr>
-              <w:t xml:space="preserve"> </w:t>
-            </w:r>
-            <w:r>
-              <w:rPr>
-                <w:rFonts w:ascii="Calibri" w:hAnsi="Calibri" w:eastAsia="微软雅黑"/>
-                <w:b/>
-                <w:color w:val="FBBF24"/>
-                <w:sz w:val="21"/>
-              </w:rPr>
-              <w:t>取出了</w:t>
-            </w:r>
-            <w:r>
-              <w:rPr>
-                <w:rFonts w:ascii="Calibri" w:hAnsi="Calibri" w:eastAsia="微软雅黑"/>
-                <w:b w:val="0"/>
-                <w:color w:val="AAC4B6"/>
-                <w:sz w:val="21"/>
-              </w:rPr>
-              <w:t xml:space="preserve"> </w:t>
-            </w:r>
-            <w:r>
-              <w:rPr>
-                <w:rFonts w:ascii="Calibri" w:hAnsi="Calibri" w:eastAsia="微软雅黑"/>
-                <w:b w:val="0"/>
-                <w:color w:val="AAC4B6"/>
-                <w:sz w:val="21"/>
-              </w:rPr>
-              <w:t>它。</w:t>
             </w:r>
           </w:p>
         </w:tc>
@@ -2543,16 +2555,7 @@
                 <w:color w:val="5EEAD4"/>
                 <w:sz w:val="26"/>
               </w:rPr>
-              <w:t>stems</w:t>
-            </w:r>
-            <w:r>
-              <w:rPr>
-                <w:rFonts w:ascii="Calibri" w:hAnsi="Calibri" w:eastAsia="微软雅黑"/>
-                <w:b w:val="0"/>
-                <w:color w:val="F0F7F2"/>
-                <w:sz w:val="26"/>
-              </w:rPr>
-              <w:t xml:space="preserve"> from</w:t>
+              <w:t>stems from</w:t>
             </w:r>
           </w:p>
         </w:tc>
@@ -3720,12 +3723,26 @@
                 <w:color w:val="AAC4B6"/>
                 <w:sz w:val="21"/>
               </w:rPr>
-              <w:t>信息，</w:t>
+              <w:t>输入，</w:t>
             </w:r>
           </w:p>
         </w:tc>
       </w:tr>
     </w:tbl>
+    <w:p>
+      <w:pPr>
+        <w:jc w:val="center"/>
+      </w:pPr>
+      <w:r>
+        <w:rPr>
+          <w:rFonts w:ascii="Calibri" w:hAnsi="Calibri" w:eastAsia="微软雅黑"/>
+          <w:b w:val="0"/>
+          <w:color w:val="AAC4B6"/>
+          <w:sz w:val="20"/>
+        </w:rPr>
+        <w:t>（指通过感官器官接收到的外部刺激或信息，包括视觉、听觉、触觉、味觉和嗅觉等）</w:t>
+      </w:r>
+    </w:p>
     <w:tbl>
       <w:tblPr>
         <w:tblW w:type="auto" w:w="0"/>
@@ -5020,7 +5037,7 @@
                 <w:color w:val="FCA5A5"/>
                 <w:sz w:val="21"/>
               </w:rPr>
-              <w:t>呈现出</w:t>
+              <w:t>采用</w:t>
             </w:r>
             <w:r>
               <w:rPr>

--- a/视频/对照文本/07-文本.docx
+++ b/视频/对照文本/07-文本.docx
@@ -3634,16 +3634,7 @@
                 <w:color w:val="5EEAD4"/>
                 <w:sz w:val="26"/>
               </w:rPr>
-              <w:t>sensory</w:t>
-            </w:r>
-            <w:r>
-              <w:rPr>
-                <w:rFonts w:ascii="Calibri" w:hAnsi="Calibri" w:eastAsia="微软雅黑"/>
-                <w:b w:val="0"/>
-                <w:color w:val="F0F7F2"/>
-                <w:sz w:val="26"/>
-              </w:rPr>
-              <w:t xml:space="preserve"> input</w:t>
+              <w:t>sensory input</w:t>
             </w:r>
           </w:p>
         </w:tc>
@@ -3705,7 +3696,7 @@
                 <w:color w:val="5EEAD4"/>
                 <w:sz w:val="21"/>
               </w:rPr>
-              <w:t>感官</w:t>
+              <w:t>感官输入</w:t>
             </w:r>
             <w:r>
               <w:rPr>
@@ -3714,16 +3705,7 @@
                 <w:color w:val="AAC4B6"/>
                 <w:sz w:val="21"/>
               </w:rPr>
-              <w:t xml:space="preserve"> </w:t>
-            </w:r>
-            <w:r>
-              <w:rPr>
-                <w:rFonts w:ascii="Calibri" w:hAnsi="Calibri" w:eastAsia="微软雅黑"/>
-                <w:b w:val="0"/>
-                <w:color w:val="AAC4B6"/>
-                <w:sz w:val="21"/>
-              </w:rPr>
-              <w:t>输入，</w:t>
+              <w:t>，</w:t>
             </w:r>
           </w:p>
         </w:tc>
